--- a/manuscript/others/Cover Letter.docx
+++ b/manuscript/others/Cover Letter.docx
@@ -199,15 +199,45 @@
           <w:sz w:val="20"/>
           <w:lang w:val="en-US"/>
         </w:rPr>
-        <w:t xml:space="preserve">". </w:t>
+        <w:t>"</w:t>
       </w:r>
       <w:r>
         <w:rPr>
           <w:rFonts w:ascii="Arial" w:hAnsi="Arial" w:cs="Arial" w:hint="eastAsia"/>
           <w:sz w:val="20"/>
+          <w:lang w:val="en-US" w:eastAsia="zh-CN"/>
+        </w:rPr>
+        <w:t>,</w:t>
+      </w:r>
+      <w:r>
+        <w:rPr>
+          <w:rFonts w:ascii="Arial" w:hAnsi="Arial" w:cs="Arial" w:hint="eastAsia"/>
+          <w:sz w:val="20"/>
           <w:lang w:val="en-US"/>
         </w:rPr>
         <w:t xml:space="preserve"> </w:t>
+      </w:r>
+      <w:r>
+        <w:rPr>
+          <w:rFonts w:ascii="Arial" w:hAnsi="Arial" w:cs="Arial"/>
+          <w:sz w:val="20"/>
+        </w:rPr>
+        <w:t>which has a total word count of 4,</w:t>
+      </w:r>
+      <w:r>
+        <w:rPr>
+          <w:rFonts w:ascii="Arial" w:hAnsi="Arial" w:cs="Arial" w:hint="eastAsia"/>
+          <w:sz w:val="20"/>
+          <w:lang w:eastAsia="zh-CN"/>
+        </w:rPr>
+        <w:t>791</w:t>
+      </w:r>
+      <w:r>
+        <w:rPr>
+          <w:rFonts w:ascii="Arial" w:hAnsi="Arial" w:cs="Arial"/>
+          <w:sz w:val="20"/>
+        </w:rPr>
+        <w:t xml:space="preserve"> as calculated in Overleaf.</w:t>
       </w:r>
     </w:p>
     <w:p>
@@ -411,7 +441,31 @@
           <w:sz w:val="20"/>
           <w:lang w:val="en-US"/>
         </w:rPr>
-        <w:t>in Earth system science, where there is a lack of statistical models capable of examining causal associations from a spatial perspective.</w:t>
+        <w:t xml:space="preserve">in Earth system science, where there is a lack of </w:t>
+      </w:r>
+      <w:r>
+        <w:rPr>
+          <w:rFonts w:ascii="Arial" w:hAnsi="Arial" w:cs="Arial"/>
+          <w:sz w:val="20"/>
+          <w:lang w:val="en-US"/>
+        </w:rPr>
+        <w:t>data-driven</w:t>
+      </w:r>
+      <w:r>
+        <w:rPr>
+          <w:rFonts w:ascii="Arial" w:hAnsi="Arial" w:cs="Arial" w:hint="eastAsia"/>
+          <w:sz w:val="20"/>
+          <w:lang w:val="en-US" w:eastAsia="zh-CN"/>
+        </w:rPr>
+        <w:t xml:space="preserve"> </w:t>
+      </w:r>
+      <w:r>
+        <w:rPr>
+          <w:rFonts w:ascii="Arial" w:hAnsi="Arial" w:cs="Arial"/>
+          <w:sz w:val="20"/>
+          <w:lang w:val="en-US"/>
+        </w:rPr>
+        <w:t>models capable of examining causal associations from a spatial perspective.</w:t>
       </w:r>
     </w:p>
     <w:p>
@@ -420,7 +474,7 @@
         <w:rPr>
           <w:rFonts w:ascii="Arial" w:hAnsi="Arial" w:cs="Arial"/>
           <w:sz w:val="20"/>
-          <w:lang w:val="en-US" w:eastAsia="zh-CN"/>
+          <w:lang w:val="en-US"/>
         </w:rPr>
       </w:pPr>
     </w:p>
@@ -430,25 +484,194 @@
         <w:rPr>
           <w:rFonts w:ascii="Arial" w:hAnsi="Arial" w:cs="Arial"/>
           <w:sz w:val="20"/>
+          <w:lang w:val="en-US"/>
+        </w:rPr>
+      </w:pPr>
+      <w:r>
+        <w:rPr>
+          <w:rFonts w:ascii="Arial" w:hAnsi="Arial" w:cs="Arial"/>
+          <w:sz w:val="20"/>
+          <w:lang w:val="en-US"/>
+        </w:rPr>
+        <w:t xml:space="preserve">The developed </w:t>
+      </w:r>
+      <w:r>
+        <w:rPr>
+          <w:rFonts w:ascii="Arial" w:hAnsi="Arial" w:cs="Arial" w:hint="eastAsia"/>
+          <w:sz w:val="20"/>
           <w:lang w:val="en-US" w:eastAsia="zh-CN"/>
         </w:rPr>
-      </w:pPr>
-      <w:r>
-        <w:rPr>
-          <w:rFonts w:ascii="Arial" w:hAnsi="Arial" w:cs="Arial"/>
+        <w:t>GCMC</w:t>
+      </w:r>
+      <w:r>
+        <w:rPr>
+          <w:rFonts w:ascii="Arial" w:hAnsi="Arial" w:cs="Arial"/>
+          <w:sz w:val="20"/>
+          <w:lang w:val="en-US"/>
+        </w:rPr>
+        <w:t xml:space="preserve"> model provides a reliable methodological framework for </w:t>
+      </w:r>
+      <w:r>
+        <w:rPr>
+          <w:rFonts w:ascii="Arial" w:hAnsi="Arial" w:cs="Arial" w:hint="eastAsia"/>
           <w:sz w:val="20"/>
           <w:lang w:val="en-US" w:eastAsia="zh-CN"/>
         </w:rPr>
-        <w:t>Scientific discovery has been driven by both observational analysis and controlled experiments. However, direct interventions in complex systems, such as the Earth system, are often impractical or ethically problematic. The increasing availability of large-scale observation datasets, including time series and spatial cross-sectional data, along with advancements in computational power, has opened new avenues for data-driven causal inference in Earth sciences.</w:t>
+        <w:t>measuring</w:t>
+      </w:r>
+      <w:r>
+        <w:rPr>
+          <w:rFonts w:ascii="Arial" w:hAnsi="Arial" w:cs="Arial"/>
+          <w:sz w:val="20"/>
+          <w:lang w:val="en-US"/>
+        </w:rPr>
+        <w:t xml:space="preserve"> </w:t>
+      </w:r>
+      <w:r>
+        <w:rPr>
+          <w:rFonts w:ascii="Arial" w:hAnsi="Arial" w:cs="Arial" w:hint="eastAsia"/>
+          <w:sz w:val="20"/>
+          <w:lang w:val="en-US" w:eastAsia="zh-CN"/>
+        </w:rPr>
+        <w:t xml:space="preserve">causal associations </w:t>
+      </w:r>
+      <w:r>
+        <w:rPr>
+          <w:rFonts w:ascii="Arial" w:hAnsi="Arial" w:cs="Arial"/>
+          <w:sz w:val="20"/>
+          <w:lang w:val="en-US"/>
+        </w:rPr>
+        <w:t>and identifying</w:t>
+      </w:r>
+      <w:r>
+        <w:rPr>
+          <w:rFonts w:ascii="Arial" w:hAnsi="Arial" w:cs="Arial" w:hint="eastAsia"/>
+          <w:sz w:val="20"/>
+          <w:lang w:val="en-US" w:eastAsia="zh-CN"/>
+        </w:rPr>
+        <w:t xml:space="preserve"> the causal link</w:t>
+      </w:r>
+      <w:r>
+        <w:rPr>
+          <w:rFonts w:ascii="Arial" w:hAnsi="Arial" w:cs="Arial"/>
+          <w:sz w:val="20"/>
+          <w:lang w:val="en-US"/>
+        </w:rPr>
+        <w:t xml:space="preserve">, with broad applicability across </w:t>
+      </w:r>
+      <w:r>
+        <w:rPr>
+          <w:rFonts w:ascii="Arial" w:hAnsi="Arial" w:cs="Arial"/>
+          <w:sz w:val="20"/>
+          <w:lang w:val="en-US"/>
+        </w:rPr>
+        <w:t>various</w:t>
+      </w:r>
+      <w:r>
+        <w:rPr>
+          <w:rFonts w:ascii="Arial" w:hAnsi="Arial" w:cs="Arial"/>
+          <w:sz w:val="20"/>
+          <w:lang w:val="en-US"/>
+        </w:rPr>
+        <w:t xml:space="preserve"> fields. </w:t>
+      </w:r>
+      <w:r>
+        <w:rPr>
+          <w:rFonts w:ascii="Arial" w:hAnsi="Arial" w:cs="Arial"/>
+          <w:sz w:val="20"/>
+          <w:lang w:val="en-US"/>
+        </w:rPr>
+        <w:t>We selected three case studies to demonstrate the application potential of GCMC</w:t>
+      </w:r>
+      <w:r>
+        <w:rPr>
+          <w:rFonts w:ascii="Arial" w:hAnsi="Arial" w:cs="Arial" w:hint="eastAsia"/>
+          <w:sz w:val="20"/>
+          <w:lang w:val="en-US" w:eastAsia="zh-CN"/>
+        </w:rPr>
+        <w:t xml:space="preserve"> in the manuscript</w:t>
+      </w:r>
+      <w:r>
+        <w:rPr>
+          <w:rFonts w:ascii="Arial" w:hAnsi="Arial" w:cs="Arial"/>
+          <w:sz w:val="20"/>
+          <w:lang w:val="en-US"/>
+        </w:rPr>
+        <w:t>, while also testing its sensitivity to noise.</w:t>
+      </w:r>
+      <w:r>
+        <w:rPr>
+          <w:rFonts w:ascii="Arial" w:hAnsi="Arial" w:cs="Arial" w:hint="eastAsia"/>
+          <w:sz w:val="20"/>
+          <w:lang w:val="en-US" w:eastAsia="zh-CN"/>
+        </w:rPr>
+        <w:t xml:space="preserve"> </w:t>
+      </w:r>
+      <w:r>
+        <w:rPr>
+          <w:rFonts w:ascii="Arial" w:hAnsi="Arial" w:cs="Arial"/>
+          <w:sz w:val="20"/>
+          <w:lang w:val="en-US"/>
+        </w:rPr>
+        <w:t xml:space="preserve">We believe that our </w:t>
+      </w:r>
+      <w:r>
+        <w:rPr>
+          <w:rFonts w:ascii="Arial" w:hAnsi="Arial" w:cs="Arial"/>
+          <w:sz w:val="20"/>
+          <w:lang w:val="en-US"/>
+        </w:rPr>
+        <w:t>proposed new model can</w:t>
+      </w:r>
+      <w:r>
+        <w:rPr>
+          <w:rFonts w:ascii="Arial" w:hAnsi="Arial" w:cs="Arial"/>
+          <w:sz w:val="20"/>
+          <w:lang w:val="en-US"/>
+        </w:rPr>
+        <w:t xml:space="preserve"> provide a significant contribution to the field of </w:t>
+      </w:r>
+      <w:r>
+        <w:rPr>
+          <w:rFonts w:ascii="Arial" w:hAnsi="Arial" w:cs="Arial"/>
+          <w:sz w:val="20"/>
+          <w:lang w:val="en-US"/>
+        </w:rPr>
+        <w:t>Earth and environmental sciences</w:t>
+      </w:r>
+      <w:r>
+        <w:rPr>
+          <w:rFonts w:ascii="Arial" w:hAnsi="Arial" w:cs="Arial"/>
+          <w:sz w:val="20"/>
+          <w:lang w:val="en-US"/>
+        </w:rPr>
+        <w:t xml:space="preserve">. We look forward to the opportunity to contribute to </w:t>
+      </w:r>
+      <w:r>
+        <w:rPr>
+          <w:rFonts w:ascii="Arial" w:hAnsi="Arial" w:cs="Arial"/>
+          <w:sz w:val="20"/>
+          <w:lang w:val="en-US"/>
+        </w:rPr>
+        <w:t>this journal</w:t>
+      </w:r>
+      <w:r>
+        <w:rPr>
+          <w:rFonts w:ascii="Arial" w:hAnsi="Arial" w:cs="Arial"/>
+          <w:sz w:val="20"/>
+          <w:lang w:val="en-US"/>
+        </w:rPr>
+        <w:t>.</w:t>
       </w:r>
     </w:p>
     <w:p>
       <w:pPr>
         <w:pStyle w:val="P"/>
-        <w:rPr>
-          <w:rFonts w:ascii="Arial" w:hAnsi="Arial" w:cs="Arial"/>
-          <w:sz w:val="20"/>
-          <w:lang w:val="en-US" w:eastAsia="zh-CN"/>
+        <w:jc w:val="both"/>
+        <w:rPr>
+          <w:rFonts w:ascii="Arial" w:hAnsi="Arial" w:cs="Arial"/>
+          <w:sz w:val="20"/>
+          <w:lang w:eastAsia="zh-CN"/>
         </w:rPr>
       </w:pPr>
     </w:p>
@@ -458,247 +681,293 @@
         <w:rPr>
           <w:rFonts w:ascii="Arial" w:hAnsi="Arial" w:cs="Arial"/>
           <w:sz w:val="20"/>
-          <w:lang w:val="en-US" w:eastAsia="zh-CN"/>
-        </w:rPr>
-      </w:pPr>
+          <w:lang w:val="en-US"/>
+        </w:rPr>
+      </w:pPr>
+      <w:r>
+        <w:rPr>
+          <w:rFonts w:ascii="Arial" w:hAnsi="Arial" w:cs="Arial"/>
+          <w:sz w:val="20"/>
+          <w:lang w:val="en-US"/>
+        </w:rPr>
+        <w:t xml:space="preserve">Author contributions: </w:t>
+      </w:r>
       <w:r>
         <w:rPr>
           <w:rFonts w:ascii="Arial" w:hAnsi="Arial" w:cs="Arial" w:hint="eastAsia"/>
           <w:sz w:val="20"/>
-          <w:lang w:val="en-US" w:eastAsia="zh-CN"/>
-        </w:rPr>
-        <w:t>C</w:t>
-      </w:r>
-      <w:r>
-        <w:rPr>
-          <w:rFonts w:ascii="Arial" w:hAnsi="Arial" w:cs="Arial"/>
-          <w:sz w:val="20"/>
-          <w:lang w:val="en-US" w:eastAsia="zh-CN"/>
-        </w:rPr>
-        <w:t>urrent methods such as pearson correlation coefficient (PCC) and geographical detector (GD) that have been widely used to measure the associations between variables in spatial cross-sectional data, fail to effectively quantify the strength of causal associations, as PCC and GD merely quantify statistical correlations(associations) without a rigorous causal concept, whereas correlation(association) does not equate to causation.</w:t>
+          <w:lang w:val="en-US"/>
+        </w:rPr>
+        <w:t>Wenbo Lv, Shaoqing Dai,</w:t>
+      </w:r>
+      <w:r>
+        <w:rPr>
+          <w:rFonts w:ascii="Arial" w:hAnsi="Arial" w:cs="Arial"/>
+          <w:sz w:val="20"/>
+          <w:lang w:val="en-US"/>
+        </w:rPr>
+        <w:t xml:space="preserve"> </w:t>
+      </w:r>
+      <w:r>
+        <w:rPr>
+          <w:rFonts w:ascii="Arial" w:hAnsi="Arial" w:cs="Arial" w:hint="eastAsia"/>
+          <w:sz w:val="20"/>
+          <w:lang w:val="en-US"/>
+        </w:rPr>
+        <w:t xml:space="preserve">and </w:t>
+      </w:r>
+      <w:r>
+        <w:rPr>
+          <w:rFonts w:ascii="Arial" w:hAnsi="Arial" w:cs="Arial"/>
+          <w:sz w:val="20"/>
+          <w:lang w:val="en-US"/>
+        </w:rPr>
+        <w:t>Yongze Song</w:t>
+      </w:r>
+      <w:r>
+        <w:rPr>
+          <w:rFonts w:ascii="Arial" w:hAnsi="Arial" w:cs="Arial" w:hint="eastAsia"/>
+          <w:sz w:val="20"/>
+          <w:lang w:val="en-US"/>
+        </w:rPr>
+        <w:t xml:space="preserve"> </w:t>
+      </w:r>
+      <w:r>
+        <w:rPr>
+          <w:rFonts w:ascii="Arial" w:hAnsi="Arial" w:cs="Arial"/>
+          <w:sz w:val="20"/>
+          <w:lang w:val="en-US"/>
+        </w:rPr>
+        <w:t xml:space="preserve">conceived the idea and designed the study; </w:t>
+      </w:r>
+      <w:r>
+        <w:rPr>
+          <w:rFonts w:ascii="Arial" w:hAnsi="Arial" w:cs="Arial" w:hint="eastAsia"/>
+          <w:sz w:val="20"/>
+          <w:lang w:val="en-US"/>
+        </w:rPr>
+        <w:t>Wenbo Lv</w:t>
+      </w:r>
+      <w:r>
+        <w:rPr>
+          <w:rFonts w:ascii="Arial" w:hAnsi="Arial" w:cs="Arial"/>
+          <w:sz w:val="20"/>
+          <w:lang w:val="en-US"/>
+        </w:rPr>
+        <w:t xml:space="preserve"> and </w:t>
+      </w:r>
+      <w:r>
+        <w:rPr>
+          <w:rFonts w:ascii="Arial" w:hAnsi="Arial" w:cs="Arial" w:hint="eastAsia"/>
+          <w:sz w:val="20"/>
+          <w:lang w:val="en-US"/>
+        </w:rPr>
+        <w:t>Wufan Zhao</w:t>
+      </w:r>
+      <w:r>
+        <w:rPr>
+          <w:rFonts w:ascii="Arial" w:hAnsi="Arial" w:cs="Arial"/>
+          <w:sz w:val="20"/>
+          <w:lang w:val="en-US"/>
+        </w:rPr>
+        <w:t xml:space="preserve"> collaborated on the implementation of the </w:t>
+      </w:r>
+      <w:r>
+        <w:rPr>
+          <w:rFonts w:ascii="Arial" w:hAnsi="Arial" w:cs="Arial" w:hint="eastAsia"/>
+          <w:sz w:val="20"/>
+          <w:lang w:val="en-US"/>
+        </w:rPr>
+        <w:t>GCMC model</w:t>
+      </w:r>
+      <w:r>
+        <w:rPr>
+          <w:rFonts w:ascii="Arial" w:hAnsi="Arial" w:cs="Arial"/>
+          <w:sz w:val="20"/>
+          <w:lang w:val="en-US"/>
+        </w:rPr>
+        <w:t xml:space="preserve"> in th</w:t>
+      </w:r>
+      <w:r>
+        <w:rPr>
+          <w:rFonts w:ascii="Arial" w:hAnsi="Arial" w:cs="Arial" w:hint="eastAsia"/>
+          <w:sz w:val="20"/>
+          <w:lang w:val="en-US"/>
+        </w:rPr>
+        <w:t>is</w:t>
+      </w:r>
+      <w:r>
+        <w:rPr>
+          <w:rFonts w:ascii="Arial" w:hAnsi="Arial" w:cs="Arial"/>
+          <w:sz w:val="20"/>
+          <w:lang w:val="en-US"/>
+        </w:rPr>
+        <w:t xml:space="preserve"> </w:t>
+      </w:r>
+      <w:r>
+        <w:rPr>
+          <w:rFonts w:ascii="Arial" w:hAnsi="Arial" w:cs="Arial" w:hint="eastAsia"/>
+          <w:sz w:val="20"/>
+          <w:lang w:val="en-US"/>
+        </w:rPr>
+        <w:t>manuscript</w:t>
+      </w:r>
+      <w:r>
+        <w:rPr>
+          <w:rFonts w:ascii="Arial" w:hAnsi="Arial" w:cs="Arial" w:hint="eastAsia"/>
+          <w:sz w:val="20"/>
+          <w:lang w:val="en-US"/>
+        </w:rPr>
+        <w:t xml:space="preserve">; </w:t>
+      </w:r>
+      <w:r>
+        <w:rPr>
+          <w:rFonts w:ascii="Arial" w:hAnsi="Arial" w:cs="Arial"/>
+          <w:sz w:val="20"/>
+          <w:lang w:val="en-US"/>
+        </w:rPr>
+        <w:t>Wen Yi</w:t>
+      </w:r>
+      <w:r>
+        <w:rPr>
+          <w:rFonts w:ascii="Arial" w:hAnsi="Arial" w:cs="Arial"/>
+          <w:sz w:val="20"/>
+          <w:lang w:val="en-US"/>
+        </w:rPr>
+        <w:t xml:space="preserve">, </w:t>
+      </w:r>
+      <w:r>
+        <w:rPr>
+          <w:rFonts w:ascii="Arial" w:hAnsi="Arial" w:cs="Arial"/>
+          <w:sz w:val="20"/>
+          <w:lang w:val="en-US"/>
+        </w:rPr>
+        <w:t>Yumiao Xiao</w:t>
+      </w:r>
+      <w:r>
+        <w:rPr>
+          <w:rFonts w:ascii="Arial" w:hAnsi="Arial" w:cs="Arial"/>
+          <w:sz w:val="20"/>
+          <w:lang w:val="en-US"/>
+        </w:rPr>
+        <w:t xml:space="preserve">, and </w:t>
+      </w:r>
+      <w:r>
+        <w:rPr>
+          <w:rFonts w:ascii="Arial" w:hAnsi="Arial" w:cs="Arial"/>
+          <w:sz w:val="20"/>
+          <w:lang w:val="en-US"/>
+        </w:rPr>
+        <w:t>Nan Jia</w:t>
+      </w:r>
+      <w:r>
+        <w:rPr>
+          <w:rFonts w:ascii="Arial" w:hAnsi="Arial" w:cs="Arial"/>
+          <w:sz w:val="20"/>
+          <w:lang w:val="en-US"/>
+        </w:rPr>
+        <w:t xml:space="preserve"> collected and analyzed the data; </w:t>
+      </w:r>
+      <w:r>
+        <w:rPr>
+          <w:rFonts w:ascii="Arial" w:hAnsi="Arial" w:cs="Arial" w:hint="eastAsia"/>
+          <w:sz w:val="20"/>
+          <w:lang w:val="en-US"/>
+        </w:rPr>
+        <w:t>Wenbo Lv</w:t>
+      </w:r>
+      <w:r>
+        <w:rPr>
+          <w:rFonts w:ascii="Arial" w:hAnsi="Arial" w:cs="Arial"/>
+          <w:sz w:val="20"/>
+          <w:lang w:val="en-US"/>
+        </w:rPr>
+        <w:t xml:space="preserve"> and </w:t>
+      </w:r>
+      <w:r>
+        <w:rPr>
+          <w:rFonts w:ascii="Arial" w:hAnsi="Arial" w:cs="Arial"/>
+          <w:sz w:val="20"/>
+          <w:lang w:val="en-US"/>
+        </w:rPr>
+        <w:t>Yongze Song</w:t>
+      </w:r>
+      <w:r>
+        <w:rPr>
+          <w:rFonts w:ascii="Arial" w:hAnsi="Arial" w:cs="Arial"/>
+          <w:sz w:val="20"/>
+          <w:lang w:val="en-US"/>
+        </w:rPr>
+        <w:t xml:space="preserve"> wrote the first draft</w:t>
+      </w:r>
+      <w:r>
+        <w:rPr>
+          <w:rFonts w:ascii="Arial" w:hAnsi="Arial" w:cs="Arial" w:hint="eastAsia"/>
+          <w:sz w:val="20"/>
+          <w:lang w:val="en-US"/>
+        </w:rPr>
+        <w:t xml:space="preserve">, </w:t>
+      </w:r>
+      <w:r>
+        <w:rPr>
+          <w:rFonts w:ascii="Arial" w:hAnsi="Arial" w:cs="Arial"/>
+          <w:sz w:val="20"/>
+          <w:lang w:val="en-US"/>
+        </w:rPr>
+        <w:t>and</w:t>
+      </w:r>
+      <w:r>
+        <w:rPr>
+          <w:rFonts w:ascii="Arial" w:hAnsi="Arial" w:cs="Arial" w:hint="eastAsia"/>
+          <w:sz w:val="20"/>
+          <w:lang w:val="en-US"/>
+        </w:rPr>
+        <w:t xml:space="preserve"> a</w:t>
+      </w:r>
+      <w:r>
+        <w:rPr>
+          <w:rFonts w:ascii="Arial" w:hAnsi="Arial" w:cs="Arial"/>
+          <w:sz w:val="20"/>
+          <w:lang w:val="en-US"/>
+        </w:rPr>
+        <w:t>ll authors contributed to the writing and editing of the final manuscript.</w:t>
       </w:r>
     </w:p>
     <w:p>
       <w:pPr>
         <w:pStyle w:val="P"/>
-        <w:rPr>
-          <w:rFonts w:ascii="Arial" w:hAnsi="Arial" w:cs="Arial"/>
-          <w:sz w:val="20"/>
-          <w:lang w:val="en-US"/>
+        <w:jc w:val="both"/>
+        <w:rPr>
+          <w:rFonts w:ascii="Arial" w:hAnsi="Arial" w:cs="Arial"/>
+          <w:sz w:val="20"/>
+          <w:lang w:eastAsia="zh-CN"/>
         </w:rPr>
       </w:pPr>
     </w:p>
     <w:p>
       <w:pPr>
         <w:pStyle w:val="P"/>
-        <w:rPr>
-          <w:rFonts w:ascii="Arial" w:hAnsi="Arial" w:cs="Arial"/>
-          <w:sz w:val="20"/>
-          <w:lang w:val="en-US"/>
-        </w:rPr>
-      </w:pPr>
-      <w:r>
-        <w:rPr>
-          <w:rFonts w:ascii="Arial" w:hAnsi="Arial" w:cs="Arial"/>
-          <w:sz w:val="20"/>
-          <w:lang w:val="en-US"/>
-        </w:rPr>
-        <w:t xml:space="preserve">The developed </w:t>
+        <w:jc w:val="both"/>
+        <w:rPr>
+          <w:rFonts w:ascii="Arial" w:hAnsi="Arial" w:cs="Arial"/>
+          <w:sz w:val="20"/>
+          <w:lang w:eastAsia="zh-CN"/>
+        </w:rPr>
+      </w:pPr>
+      <w:r>
+        <w:rPr>
+          <w:rFonts w:ascii="Arial" w:hAnsi="Arial" w:cs="Arial"/>
+          <w:sz w:val="20"/>
+        </w:rPr>
+        <w:t>The authors declare no competing interests.</w:t>
       </w:r>
       <w:r>
         <w:rPr>
           <w:rFonts w:ascii="Arial" w:hAnsi="Arial" w:cs="Arial" w:hint="eastAsia"/>
           <w:sz w:val="20"/>
-          <w:lang w:val="en-US" w:eastAsia="zh-CN"/>
-        </w:rPr>
-        <w:t>GCMC</w:t>
-      </w:r>
-      <w:r>
-        <w:rPr>
-          <w:rFonts w:ascii="Arial" w:hAnsi="Arial" w:cs="Arial"/>
-          <w:sz w:val="20"/>
-          <w:lang w:val="en-US"/>
-        </w:rPr>
-        <w:t xml:space="preserve"> model provides a reliable methodological framework for </w:t>
-      </w:r>
-      <w:r>
-        <w:rPr>
-          <w:rFonts w:ascii="Arial" w:hAnsi="Arial" w:cs="Arial" w:hint="eastAsia"/>
-          <w:sz w:val="20"/>
-          <w:lang w:val="en-US" w:eastAsia="zh-CN"/>
-        </w:rPr>
-        <w:t>measuring</w:t>
-      </w:r>
-      <w:r>
-        <w:rPr>
-          <w:rFonts w:ascii="Arial" w:hAnsi="Arial" w:cs="Arial"/>
-          <w:sz w:val="20"/>
-          <w:lang w:val="en-US"/>
+          <w:lang w:eastAsia="zh-CN"/>
         </w:rPr>
         <w:t xml:space="preserve"> </w:t>
-      </w:r>
-      <w:r>
-        <w:rPr>
-          <w:rFonts w:ascii="Arial" w:hAnsi="Arial" w:cs="Arial" w:hint="eastAsia"/>
-          <w:sz w:val="20"/>
-          <w:lang w:val="en-US" w:eastAsia="zh-CN"/>
-        </w:rPr>
-        <w:t xml:space="preserve">causal associations </w:t>
-      </w:r>
-      <w:r>
-        <w:rPr>
-          <w:rFonts w:ascii="Arial" w:hAnsi="Arial" w:cs="Arial"/>
-          <w:sz w:val="20"/>
-          <w:lang w:val="en-US"/>
-        </w:rPr>
-        <w:t>and identifying</w:t>
-      </w:r>
-      <w:r>
-        <w:rPr>
-          <w:rFonts w:ascii="Arial" w:hAnsi="Arial" w:cs="Arial" w:hint="eastAsia"/>
-          <w:sz w:val="20"/>
-          <w:lang w:val="en-US" w:eastAsia="zh-CN"/>
-        </w:rPr>
-        <w:t xml:space="preserve"> the causal link</w:t>
-      </w:r>
-      <w:r>
-        <w:rPr>
-          <w:rFonts w:ascii="Arial" w:hAnsi="Arial" w:cs="Arial"/>
-          <w:sz w:val="20"/>
-          <w:lang w:val="en-US"/>
-        </w:rPr>
-        <w:t xml:space="preserve">, with broad applicability across </w:t>
-      </w:r>
-      <w:r>
-        <w:rPr>
-          <w:rFonts w:ascii="Arial" w:hAnsi="Arial" w:cs="Arial"/>
-          <w:sz w:val="20"/>
-          <w:lang w:val="en-US"/>
-        </w:rPr>
-        <w:t>various</w:t>
-      </w:r>
-      <w:r>
-        <w:rPr>
-          <w:rFonts w:ascii="Arial" w:hAnsi="Arial" w:cs="Arial"/>
-          <w:sz w:val="20"/>
-          <w:lang w:val="en-US"/>
-        </w:rPr>
-        <w:t xml:space="preserve"> fields. </w:t>
-      </w:r>
-      <w:r>
-        <w:rPr>
-          <w:rFonts w:ascii="Arial" w:hAnsi="Arial" w:cs="Arial"/>
-          <w:sz w:val="20"/>
-          <w:lang w:val="en-US"/>
-        </w:rPr>
-        <w:t>We selected three case studies to demonstrate the application potential of GCMC</w:t>
-      </w:r>
-      <w:r>
-        <w:rPr>
-          <w:rFonts w:ascii="Arial" w:hAnsi="Arial" w:cs="Arial" w:hint="eastAsia"/>
-          <w:sz w:val="20"/>
-          <w:lang w:val="en-US" w:eastAsia="zh-CN"/>
-        </w:rPr>
-        <w:t xml:space="preserve"> in the manuscript</w:t>
-      </w:r>
-      <w:r>
-        <w:rPr>
-          <w:rFonts w:ascii="Arial" w:hAnsi="Arial" w:cs="Arial"/>
-          <w:sz w:val="20"/>
-          <w:lang w:val="en-US"/>
-        </w:rPr>
-        <w:t>, while also testing its sensitivity to noise.</w:t>
-      </w:r>
-      <w:r>
-        <w:rPr>
-          <w:rFonts w:ascii="Arial" w:hAnsi="Arial" w:cs="Arial" w:hint="eastAsia"/>
-          <w:sz w:val="20"/>
-          <w:lang w:val="en-US" w:eastAsia="zh-CN"/>
-        </w:rPr>
-        <w:t xml:space="preserve"> </w:t>
-      </w:r>
-      <w:r>
-        <w:rPr>
-          <w:rFonts w:ascii="Arial" w:hAnsi="Arial" w:cs="Arial"/>
-          <w:sz w:val="20"/>
-          <w:lang w:val="en-US"/>
-        </w:rPr>
-        <w:t xml:space="preserve">We believe that our </w:t>
-      </w:r>
-      <w:r>
-        <w:rPr>
-          <w:rFonts w:ascii="Arial" w:hAnsi="Arial" w:cs="Arial"/>
-          <w:sz w:val="20"/>
-          <w:lang w:val="en-US"/>
-        </w:rPr>
-        <w:t>proposed new model can</w:t>
-      </w:r>
-      <w:r>
-        <w:rPr>
-          <w:rFonts w:ascii="Arial" w:hAnsi="Arial" w:cs="Arial"/>
-          <w:sz w:val="20"/>
-          <w:lang w:val="en-US"/>
-        </w:rPr>
-        <w:t xml:space="preserve"> provide a significant contribution to the field of </w:t>
-      </w:r>
-      <w:r>
-        <w:rPr>
-          <w:rFonts w:ascii="Arial" w:hAnsi="Arial" w:cs="Arial"/>
-          <w:sz w:val="20"/>
-          <w:lang w:val="en-US"/>
-        </w:rPr>
-        <w:t>Earth and environmental sciences</w:t>
-      </w:r>
-      <w:r>
-        <w:rPr>
-          <w:rFonts w:ascii="Arial" w:hAnsi="Arial" w:cs="Arial"/>
-          <w:sz w:val="20"/>
-          <w:lang w:val="en-US"/>
-        </w:rPr>
-        <w:t xml:space="preserve">. We look forward to the opportunity to contribute to </w:t>
-      </w:r>
-      <w:r>
-        <w:rPr>
-          <w:rFonts w:ascii="Arial" w:hAnsi="Arial" w:cs="Arial"/>
-          <w:sz w:val="20"/>
-          <w:lang w:val="en-US"/>
-        </w:rPr>
-        <w:t>this journal</w:t>
-      </w:r>
-      <w:r>
-        <w:rPr>
-          <w:rFonts w:ascii="Arial" w:hAnsi="Arial" w:cs="Arial"/>
-          <w:sz w:val="20"/>
-          <w:lang w:val="en-US"/>
-        </w:rPr>
-        <w:t>.</w:t>
-      </w:r>
-    </w:p>
-    <w:p>
-      <w:pPr>
-        <w:pStyle w:val="P"/>
-        <w:jc w:val="both"/>
-        <w:rPr>
-          <w:rFonts w:ascii="Arial" w:hAnsi="Arial" w:cs="Arial"/>
-          <w:sz w:val="20"/>
-        </w:rPr>
-      </w:pPr>
-    </w:p>
-    <w:p>
-      <w:pPr>
-        <w:pStyle w:val="P"/>
-        <w:jc w:val="both"/>
-        <w:rPr>
-          <w:rFonts w:ascii="Arial" w:hAnsi="Arial" w:cs="Arial"/>
-          <w:sz w:val="20"/>
-        </w:rPr>
-      </w:pPr>
-      <w:r>
-        <w:rPr>
-          <w:rFonts w:ascii="Arial" w:hAnsi="Arial" w:cs="Arial"/>
-          <w:sz w:val="20"/>
-        </w:rPr>
-        <w:t>The authors declare no competing interests.</w:t>
       </w:r>
     </w:p>
     <w:p>
@@ -2328,7 +2597,7 @@
         <w:sz w:val="18"/>
         <w:szCs w:val="18"/>
       </w:rPr>
-      <w:t>1 April 2025</w:t>
+      <w:t>3 April 2025</w:t>
     </w:r>
     <w:r>
       <w:rPr>
@@ -3496,7 +3765,6 @@
   <w:style w:type="character" w:default="1" w:styleId="a1">
     <w:name w:val="Default Paragraph Font"/>
     <w:uiPriority w:val="1"/>
-    <w:semiHidden/>
     <w:unhideWhenUsed/>
   </w:style>
   <w:style w:type="table" w:default="1" w:styleId="a2">

--- a/manuscript/others/Cover Letter.docx
+++ b/manuscript/others/Cover Letter.docx
@@ -2597,7 +2597,7 @@
         <w:sz w:val="18"/>
         <w:szCs w:val="18"/>
       </w:rPr>
-      <w:t>3 April 2025</w:t>
+      <w:t>4 April 2025</w:t>
     </w:r>
     <w:r>
       <w:rPr>
@@ -3765,6 +3765,7 @@
   <w:style w:type="character" w:default="1" w:styleId="a1">
     <w:name w:val="Default Paragraph Font"/>
     <w:uiPriority w:val="1"/>
+    <w:semiHidden/>
     <w:unhideWhenUsed/>
   </w:style>
   <w:style w:type="table" w:default="1" w:styleId="a2">

--- a/manuscript/others/Cover Letter.docx
+++ b/manuscript/others/Cover Letter.docx
@@ -5,13 +5,12 @@
     <w:p>
       <w:pPr>
         <w:pStyle w:val="P"/>
-        <w:jc w:val="both"/>
         <w:rPr>
           <w:rFonts w:ascii="Arial" w:hAnsi="Arial" w:cs="Arial"/>
           <w:b/>
           <w:bCs/>
           <w:sz w:val="20"/>
-          <w:lang w:val="en-AU" w:eastAsia="zh-CN"/>
+          <w:lang w:val="en-AU"/>
         </w:rPr>
       </w:pPr>
       <w:r>
@@ -22,98 +21,42 @@
           <w:sz w:val="20"/>
           <w:lang w:val="en-AU"/>
         </w:rPr>
-        <w:t>Science Bulletin</w:t>
+        <w:t>International Journal of Geographical Information Science</w:t>
       </w:r>
     </w:p>
     <w:p>
       <w:pPr>
         <w:pStyle w:val="P"/>
-        <w:jc w:val="both"/>
         <w:rPr>
           <w:rFonts w:ascii="Arial" w:hAnsi="Arial" w:cs="Arial"/>
           <w:b/>
           <w:bCs/>
           <w:sz w:val="20"/>
-          <w:lang w:val="en-AU" w:eastAsia="zh-CN"/>
+          <w:lang w:val="en-AU"/>
         </w:rPr>
       </w:pPr>
     </w:p>
     <w:p>
       <w:pPr>
         <w:pStyle w:val="P"/>
-        <w:jc w:val="both"/>
-        <w:rPr>
-          <w:rFonts w:ascii="Arial" w:hAnsi="Arial" w:cs="Arial"/>
-          <w:sz w:val="20"/>
-          <w:lang w:val="en-US" w:eastAsia="zh-CN"/>
-        </w:rPr>
-      </w:pPr>
-      <w:r>
-        <w:rPr>
-          <w:rFonts w:ascii="Arial" w:hAnsi="Arial" w:cs="Arial"/>
-          <w:sz w:val="20"/>
-        </w:rPr>
-        <w:t>Dear Editor</w:t>
-      </w:r>
-      <w:r>
-        <w:rPr>
-          <w:rFonts w:ascii="Arial" w:hAnsi="Arial" w:cs="Arial"/>
-          <w:sz w:val="20"/>
-        </w:rPr>
-        <w:t>-in-Chief</w:t>
-      </w:r>
-      <w:r>
-        <w:rPr>
-          <w:rFonts w:ascii="Arial" w:hAnsi="Arial" w:cs="Arial" w:hint="eastAsia"/>
-          <w:sz w:val="20"/>
-          <w:lang w:eastAsia="zh-CN"/>
-        </w:rPr>
-        <w:t xml:space="preserve"> Professor </w:t>
-      </w:r>
-      <w:r>
-        <w:rPr>
-          <w:rFonts w:ascii="Arial" w:hAnsi="Arial" w:cs="Arial" w:hint="eastAsia"/>
-          <w:sz w:val="20"/>
-          <w:lang w:eastAsia="zh-CN"/>
-        </w:rPr>
-        <w:t xml:space="preserve">George Fu Gao and </w:t>
-      </w:r>
-      <w:r>
-        <w:rPr>
-          <w:rFonts w:ascii="Arial" w:hAnsi="Arial" w:cs="Arial"/>
-          <w:sz w:val="20"/>
-          <w:lang w:val="en-US" w:eastAsia="zh-CN"/>
-        </w:rPr>
-        <w:t>Executive Editors-in-Chief</w:t>
-      </w:r>
-      <w:r>
-        <w:rPr>
-          <w:rFonts w:ascii="Arial" w:hAnsi="Arial" w:cs="Arial" w:hint="eastAsia"/>
-          <w:sz w:val="20"/>
-          <w:lang w:val="en-US" w:eastAsia="zh-CN"/>
-        </w:rPr>
-        <w:t xml:space="preserve"> </w:t>
-      </w:r>
-      <w:r>
-        <w:rPr>
-          <w:rFonts w:ascii="Arial" w:hAnsi="Arial" w:cs="Arial" w:hint="eastAsia"/>
-          <w:sz w:val="20"/>
-          <w:lang w:eastAsia="zh-CN"/>
-        </w:rPr>
-        <w:t>Professor Fahu Chen</w:t>
-      </w:r>
-      <w:r>
-        <w:rPr>
-          <w:rFonts w:ascii="Arial" w:hAnsi="Arial" w:cs="Arial"/>
-          <w:sz w:val="20"/>
-        </w:rPr>
-        <w:t>:</w:t>
+        <w:rPr>
+          <w:rFonts w:ascii="Arial" w:hAnsi="Arial" w:cs="Arial"/>
+          <w:sz w:val="20"/>
+          <w:lang w:val="en-US"/>
+        </w:rPr>
+      </w:pPr>
+      <w:r>
+        <w:rPr>
+          <w:rFonts w:ascii="Arial" w:hAnsi="Arial" w:cs="Arial"/>
+          <w:sz w:val="20"/>
+          <w:lang w:val="en-US"/>
+        </w:rPr>
+        <w:t>Dear Editor-in-Chief Professor May Yuan:</w:t>
       </w:r>
     </w:p>
     <w:p>
       <w:pPr>
         <w:pStyle w:val="P"/>
-        <w:jc w:val="both"/>
         <w:rPr>
           <w:rFonts w:ascii="Arial" w:hAnsi="Arial" w:cs="Arial"/>
           <w:sz w:val="20"/>
@@ -203,41 +146,10 @@
       </w:r>
       <w:r>
         <w:rPr>
-          <w:rFonts w:ascii="Arial" w:hAnsi="Arial" w:cs="Arial" w:hint="eastAsia"/>
-          <w:sz w:val="20"/>
-          <w:lang w:val="en-US" w:eastAsia="zh-CN"/>
-        </w:rPr>
-        <w:t>,</w:t>
-      </w:r>
-      <w:r>
-        <w:rPr>
-          <w:rFonts w:ascii="Arial" w:hAnsi="Arial" w:cs="Arial" w:hint="eastAsia"/>
-          <w:sz w:val="20"/>
-          <w:lang w:val="en-US"/>
-        </w:rPr>
-        <w:t xml:space="preserve"> </w:t>
-      </w:r>
-      <w:r>
-        <w:rPr>
-          <w:rFonts w:ascii="Arial" w:hAnsi="Arial" w:cs="Arial"/>
-          <w:sz w:val="20"/>
-        </w:rPr>
-        <w:t>which has a total word count of 4,</w:t>
-      </w:r>
-      <w:r>
-        <w:rPr>
-          <w:rFonts w:ascii="Arial" w:hAnsi="Arial" w:cs="Arial" w:hint="eastAsia"/>
-          <w:sz w:val="20"/>
-          <w:lang w:eastAsia="zh-CN"/>
-        </w:rPr>
-        <w:t>791</w:t>
-      </w:r>
-      <w:r>
-        <w:rPr>
-          <w:rFonts w:ascii="Arial" w:hAnsi="Arial" w:cs="Arial"/>
-          <w:sz w:val="20"/>
-        </w:rPr>
-        <w:t xml:space="preserve"> as calculated in Overleaf.</w:t>
+          <w:rFonts w:ascii="Arial" w:hAnsi="Arial" w:cs="Arial"/>
+          <w:sz w:val="20"/>
+        </w:rPr>
+        <w:t>.</w:t>
       </w:r>
     </w:p>
     <w:p>
@@ -441,7 +353,23 @@
           <w:sz w:val="20"/>
           <w:lang w:val="en-US"/>
         </w:rPr>
-        <w:t xml:space="preserve">in Earth system science, where there is a lack of </w:t>
+        <w:t xml:space="preserve">in </w:t>
+      </w:r>
+      <w:r>
+        <w:rPr>
+          <w:rFonts w:ascii="Arial" w:hAnsi="Arial" w:cs="Arial" w:hint="eastAsia"/>
+          <w:sz w:val="20"/>
+          <w:lang w:val="en-US" w:eastAsia="zh-CN"/>
+        </w:rPr>
+        <w:t>spatial data</w:t>
+      </w:r>
+      <w:r>
+        <w:rPr>
+          <w:rFonts w:ascii="Arial" w:hAnsi="Arial" w:cs="Arial"/>
+          <w:sz w:val="20"/>
+          <w:lang w:val="en-US"/>
+        </w:rPr>
+        <w:t xml:space="preserve"> science, where there is a lack of </w:t>
       </w:r>
       <w:r>
         <w:rPr>
@@ -637,7 +565,7 @@
           <w:sz w:val="20"/>
           <w:lang w:val="en-US"/>
         </w:rPr>
-        <w:t>Earth and environmental sciences</w:t>
+        <w:t>GIS and spatial analysis</w:t>
       </w:r>
       <w:r>
         <w:rPr>
@@ -2597,7 +2525,7 @@
         <w:sz w:val="18"/>
         <w:szCs w:val="18"/>
       </w:rPr>
-      <w:t>4 April 2025</w:t>
+      <w:t>18 April 2025</w:t>
     </w:r>
     <w:r>
       <w:rPr>
@@ -3765,7 +3693,6 @@
   <w:style w:type="character" w:default="1" w:styleId="a1">
     <w:name w:val="Default Paragraph Font"/>
     <w:uiPriority w:val="1"/>
-    <w:semiHidden/>
     <w:unhideWhenUsed/>
   </w:style>
   <w:style w:type="table" w:default="1" w:styleId="a2">

--- a/manuscript/others/Cover Letter.docx
+++ b/manuscript/others/Cover Letter.docx
@@ -361,7 +361,7 @@
           <w:sz w:val="20"/>
           <w:lang w:val="en-US" w:eastAsia="zh-CN"/>
         </w:rPr>
-        <w:t>spatial data</w:t>
+        <w:t>Earth system</w:t>
       </w:r>
       <w:r>
         <w:rPr>
@@ -3693,6 +3693,7 @@
   <w:style w:type="character" w:default="1" w:styleId="a1">
     <w:name w:val="Default Paragraph Font"/>
     <w:uiPriority w:val="1"/>
+    <w:semiHidden/>
     <w:unhideWhenUsed/>
   </w:style>
   <w:style w:type="table" w:default="1" w:styleId="a2">

--- a/manuscript/others/Cover Letter.docx
+++ b/manuscript/others/Cover Letter.docx
@@ -2525,7 +2525,7 @@
         <w:sz w:val="18"/>
         <w:szCs w:val="18"/>
       </w:rPr>
-      <w:t>18 April 2025</w:t>
+      <w:t>23 April 2025</w:t>
     </w:r>
     <w:r>
       <w:rPr>
